--- a/backend/templates/tech_spec_request.docx
+++ b/backend/templates/tech_spec_request.docx
@@ -30,7 +30,7 @@
           <w:color w:val="1E40AF"/>
           <w:sz w:val="20"/>
         </w:rPr>
-        <w:t>синие переменные    — автоподстановка из БД</w:t>
+        <w:t>синие переменные        — автоподстановка из БД</w:t>
       </w:r>
     </w:p>
     <w:p>
@@ -76,7 +76,7 @@
           <w:color w:val="6B7280"/>
           <w:sz w:val="20"/>
         </w:rPr>
-        <w:t>серые     — технические условия Jinja2 (не трогать)</w:t>
+        <w:t>серые маркеры           — технические условия Jinja2 (не трогать)</w:t>
       </w:r>
     </w:p>
     <w:p>
@@ -524,16 +524,37 @@
         <w:tblLook w:firstColumn="1" w:firstRow="1" w:lastColumn="0" w:lastRow="0" w:noHBand="0" w:noVBand="1" w:val="04A0"/>
       </w:tblPr>
       <w:tblGrid>
-        <w:gridCol w:w="1995"/>
-        <w:gridCol w:w="1995"/>
-        <w:gridCol w:w="1995"/>
-        <w:gridCol w:w="1995"/>
-        <w:gridCol w:w="1995"/>
+        <w:gridCol w:w="1662"/>
+        <w:gridCol w:w="1662"/>
+        <w:gridCol w:w="1662"/>
+        <w:gridCol w:w="1662"/>
+        <w:gridCol w:w="1662"/>
+        <w:gridCol w:w="1662"/>
       </w:tblGrid>
       <w:tr>
         <w:tc>
           <w:tcPr>
-            <w:tcW w:type="dxa" w:w="1995"/>
+            <w:tcW w:type="dxa" w:w="1662"/>
+            <w:tcW w:w="1587" w:type="dxa"/>
+          </w:tcPr>
+          <w:p>
+            <w:pPr>
+              <w:jc w:val="center"/>
+            </w:pPr>
+            <w:r>
+              <w:rPr>
+                <w:rFonts w:ascii="Times New Roman" w:hAnsi="Times New Roman"/>
+                <w:b/>
+                <w:sz w:val="20"/>
+              </w:rPr>
+              <w:t>Фото</w:t>
+            </w:r>
+          </w:p>
+        </w:tc>
+        <w:tc>
+          <w:tcPr>
+            <w:tcW w:type="dxa" w:w="1662"/>
+            <w:tcW w:w="453" w:type="dxa"/>
           </w:tcPr>
           <w:p>
             <w:pPr>
@@ -551,7 +572,8 @@
         </w:tc>
         <w:tc>
           <w:tcPr>
-            <w:tcW w:type="dxa" w:w="1995"/>
+            <w:tcW w:type="dxa" w:w="1662"/>
+            <w:tcW w:w="1701" w:type="dxa"/>
           </w:tcPr>
           <w:p>
             <w:pPr>
@@ -569,7 +591,8 @@
         </w:tc>
         <w:tc>
           <w:tcPr>
-            <w:tcW w:type="dxa" w:w="1995"/>
+            <w:tcW w:type="dxa" w:w="1662"/>
+            <w:tcW w:w="2494" w:type="dxa"/>
           </w:tcPr>
           <w:p>
             <w:pPr>
@@ -587,7 +610,8 @@
         </w:tc>
         <w:tc>
           <w:tcPr>
-            <w:tcW w:type="dxa" w:w="1995"/>
+            <w:tcW w:type="dxa" w:w="1662"/>
+            <w:tcW w:w="793" w:type="dxa"/>
           </w:tcPr>
           <w:p>
             <w:pPr>
@@ -605,7 +629,8 @@
         </w:tc>
         <w:tc>
           <w:tcPr>
-            <w:tcW w:type="dxa" w:w="1995"/>
+            <w:tcW w:type="dxa" w:w="1662"/>
+            <w:tcW w:w="793" w:type="dxa"/>
           </w:tcPr>
           <w:p>
             <w:pPr>
@@ -625,59 +650,76 @@
       <w:tr>
         <w:tc>
           <w:tcPr>
-            <w:tcW w:type="auto" w:w="0"/>
+            <w:tcW w:type="dxa" w:w="1662"/>
           </w:tcPr>
           <w:p>
             <w:r>
+              <w:rPr>
+                <w:rFonts w:ascii="Times New Roman" w:hAnsi="Times New Roman"/>
+                <w:i/>
+                <w:color w:val="6B7280"/>
+                <w:sz w:val="16"/>
+              </w:rPr>
               <w:t>{%tr for item in items %}</w:t>
             </w:r>
           </w:p>
         </w:tc>
         <w:tc>
           <w:tcPr>
-            <w:tcW w:type="auto" w:w="0"/>
+            <w:tcW w:type="dxa" w:w="1662"/>
+          </w:tcPr>
+          <w:p/>
+        </w:tc>
+        <w:tc>
+          <w:tcPr>
+            <w:tcW w:type="dxa" w:w="1662"/>
+          </w:tcPr>
+          <w:p/>
+        </w:tc>
+        <w:tc>
+          <w:tcPr>
+            <w:tcW w:type="dxa" w:w="1662"/>
+          </w:tcPr>
+          <w:p/>
+        </w:tc>
+        <w:tc>
+          <w:tcPr>
+            <w:tcW w:type="dxa" w:w="1662"/>
+          </w:tcPr>
+          <w:p/>
+        </w:tc>
+        <w:tc>
+          <w:tcPr>
+            <w:tcW w:type="dxa" w:w="1662"/>
+          </w:tcPr>
+          <w:p/>
+        </w:tc>
+      </w:tr>
+      <w:tr>
+        <w:tc>
+          <w:tcPr>
+            <w:tcW w:type="dxa" w:w="1662"/>
+            <w:tcW w:w="1587" w:type="dxa"/>
           </w:tcPr>
           <w:p>
+            <w:pPr>
+              <w:jc w:val="center"/>
+            </w:pPr>
             <w:r>
-              <w:t/>
+              <w:rPr>
+                <w:rFonts w:ascii="Times New Roman" w:hAnsi="Times New Roman"/>
+                <w:b/>
+                <w:color w:val="1E40AF"/>
+                <w:sz w:val="20"/>
+              </w:rPr>
+              <w:t>{{item.photo}}</w:t>
             </w:r>
           </w:p>
         </w:tc>
         <w:tc>
           <w:tcPr>
-            <w:tcW w:type="auto" w:w="0"/>
-          </w:tcPr>
-          <w:p>
-            <w:r>
-              <w:t/>
-            </w:r>
-          </w:p>
-        </w:tc>
-        <w:tc>
-          <w:tcPr>
-            <w:tcW w:type="auto" w:w="0"/>
-          </w:tcPr>
-          <w:p>
-            <w:r>
-              <w:t/>
-            </w:r>
-          </w:p>
-        </w:tc>
-        <w:tc>
-          <w:tcPr>
-            <w:tcW w:type="auto" w:w="0"/>
-          </w:tcPr>
-          <w:p>
-            <w:r>
-              <w:t/>
-            </w:r>
-          </w:p>
-        </w:tc>
-      </w:tr>
-      <w:tr>
-        <w:tc>
-          <w:tcPr>
-            <w:tcW w:type="dxa" w:w="1995"/>
+            <w:tcW w:type="dxa" w:w="1662"/>
+            <w:tcW w:w="453" w:type="dxa"/>
           </w:tcPr>
           <w:p>
             <w:pPr>
@@ -696,7 +738,8 @@
         </w:tc>
         <w:tc>
           <w:tcPr>
-            <w:tcW w:type="dxa" w:w="1995"/>
+            <w:tcW w:type="dxa" w:w="1662"/>
+            <w:tcW w:w="1701" w:type="dxa"/>
           </w:tcPr>
           <w:p>
             <w:pPr>
@@ -715,7 +758,8 @@
         </w:tc>
         <w:tc>
           <w:tcPr>
-            <w:tcW w:type="dxa" w:w="1995"/>
+            <w:tcW w:type="dxa" w:w="1662"/>
+            <w:tcW w:w="2494" w:type="dxa"/>
           </w:tcPr>
           <w:p>
             <w:pPr>
@@ -734,7 +778,8 @@
         </w:tc>
         <w:tc>
           <w:tcPr>
-            <w:tcW w:type="dxa" w:w="1995"/>
+            <w:tcW w:type="dxa" w:w="1662"/>
+            <w:tcW w:w="793" w:type="dxa"/>
           </w:tcPr>
           <w:p>
             <w:pPr>
@@ -753,7 +798,8 @@
         </w:tc>
         <w:tc>
           <w:tcPr>
-            <w:tcW w:type="dxa" w:w="1995"/>
+            <w:tcW w:type="dxa" w:w="1662"/>
+            <w:tcW w:w="793" w:type="dxa"/>
           </w:tcPr>
           <w:p>
             <w:pPr>
@@ -774,53 +820,49 @@
       <w:tr>
         <w:tc>
           <w:tcPr>
-            <w:tcW w:type="auto" w:w="0"/>
+            <w:tcW w:type="dxa" w:w="1662"/>
           </w:tcPr>
           <w:p>
             <w:r>
+              <w:rPr>
+                <w:rFonts w:ascii="Times New Roman" w:hAnsi="Times New Roman"/>
+                <w:i/>
+                <w:color w:val="6B7280"/>
+                <w:sz w:val="16"/>
+              </w:rPr>
               <w:t>{%tr endfor %}</w:t>
             </w:r>
           </w:p>
         </w:tc>
         <w:tc>
           <w:tcPr>
-            <w:tcW w:type="auto" w:w="0"/>
+            <w:tcW w:type="dxa" w:w="1662"/>
           </w:tcPr>
-          <w:p>
-            <w:r>
-              <w:t/>
-            </w:r>
-          </w:p>
+          <w:p/>
         </w:tc>
         <w:tc>
           <w:tcPr>
-            <w:tcW w:type="auto" w:w="0"/>
+            <w:tcW w:type="dxa" w:w="1662"/>
           </w:tcPr>
-          <w:p>
-            <w:r>
-              <w:t/>
-            </w:r>
-          </w:p>
+          <w:p/>
         </w:tc>
         <w:tc>
           <w:tcPr>
-            <w:tcW w:type="auto" w:w="0"/>
+            <w:tcW w:type="dxa" w:w="1662"/>
           </w:tcPr>
-          <w:p>
-            <w:r>
-              <w:t/>
-            </w:r>
-          </w:p>
+          <w:p/>
         </w:tc>
         <w:tc>
           <w:tcPr>
-            <w:tcW w:type="auto" w:w="0"/>
+            <w:tcW w:type="dxa" w:w="1662"/>
           </w:tcPr>
-          <w:p>
-            <w:r>
-              <w:t/>
-            </w:r>
-          </w:p>
+          <w:p/>
+        </w:tc>
+        <w:tc>
+          <w:tcPr>
+            <w:tcW w:type="dxa" w:w="1662"/>
+          </w:tcPr>
+          <w:p/>
         </w:tc>
       </w:tr>
     </w:tbl>

--- a/backend/templates/tech_spec_request.docx
+++ b/backend/templates/tech_spec_request.docx
@@ -521,20 +521,20 @@
       <w:tblPr>
         <w:tblStyle w:val="TableGrid"/>
         <w:tblW w:type="auto" w:w="0"/>
+        <w:tblLayout w:type="fixed"/>
         <w:tblLook w:firstColumn="1" w:firstRow="1" w:lastColumn="0" w:lastRow="0" w:noHBand="0" w:noVBand="1" w:val="04A0"/>
       </w:tblPr>
       <w:tblGrid>
-        <w:gridCol w:w="1662"/>
-        <w:gridCol w:w="1662"/>
-        <w:gridCol w:w="1662"/>
-        <w:gridCol w:w="1662"/>
-        <w:gridCol w:w="1662"/>
-        <w:gridCol w:w="1662"/>
+        <w:gridCol w:w="1587"/>
+        <w:gridCol w:w="453"/>
+        <w:gridCol w:w="1701"/>
+        <w:gridCol w:w="2494"/>
+        <w:gridCol w:w="793"/>
+        <w:gridCol w:w="793"/>
       </w:tblGrid>
       <w:tr>
         <w:tc>
           <w:tcPr>
-            <w:tcW w:type="dxa" w:w="1662"/>
             <w:tcW w:w="1587" w:type="dxa"/>
           </w:tcPr>
           <w:p>
@@ -553,7 +553,6 @@
         </w:tc>
         <w:tc>
           <w:tcPr>
-            <w:tcW w:type="dxa" w:w="1662"/>
             <w:tcW w:w="453" w:type="dxa"/>
           </w:tcPr>
           <w:p>
@@ -572,7 +571,6 @@
         </w:tc>
         <w:tc>
           <w:tcPr>
-            <w:tcW w:type="dxa" w:w="1662"/>
             <w:tcW w:w="1701" w:type="dxa"/>
           </w:tcPr>
           <w:p>
@@ -591,7 +589,6 @@
         </w:tc>
         <w:tc>
           <w:tcPr>
-            <w:tcW w:type="dxa" w:w="1662"/>
             <w:tcW w:w="2494" w:type="dxa"/>
           </w:tcPr>
           <w:p>
@@ -610,7 +607,6 @@
         </w:tc>
         <w:tc>
           <w:tcPr>
-            <w:tcW w:type="dxa" w:w="1662"/>
             <w:tcW w:w="793" w:type="dxa"/>
           </w:tcPr>
           <w:p>
@@ -629,7 +625,6 @@
         </w:tc>
         <w:tc>
           <w:tcPr>
-            <w:tcW w:type="dxa" w:w="1662"/>
             <w:tcW w:w="793" w:type="dxa"/>
           </w:tcPr>
           <w:p>
@@ -698,7 +693,6 @@
       <w:tr>
         <w:tc>
           <w:tcPr>
-            <w:tcW w:type="dxa" w:w="1662"/>
             <w:tcW w:w="1587" w:type="dxa"/>
           </w:tcPr>
           <w:p>
@@ -718,7 +712,6 @@
         </w:tc>
         <w:tc>
           <w:tcPr>
-            <w:tcW w:type="dxa" w:w="1662"/>
             <w:tcW w:w="453" w:type="dxa"/>
           </w:tcPr>
           <w:p>
@@ -738,7 +731,6 @@
         </w:tc>
         <w:tc>
           <w:tcPr>
-            <w:tcW w:type="dxa" w:w="1662"/>
             <w:tcW w:w="1701" w:type="dxa"/>
           </w:tcPr>
           <w:p>
@@ -758,7 +750,6 @@
         </w:tc>
         <w:tc>
           <w:tcPr>
-            <w:tcW w:type="dxa" w:w="1662"/>
             <w:tcW w:w="2494" w:type="dxa"/>
           </w:tcPr>
           <w:p>
@@ -778,7 +769,6 @@
         </w:tc>
         <w:tc>
           <w:tcPr>
-            <w:tcW w:type="dxa" w:w="1662"/>
             <w:tcW w:w="793" w:type="dxa"/>
           </w:tcPr>
           <w:p>
@@ -798,7 +788,6 @@
         </w:tc>
         <w:tc>
           <w:tcPr>
-            <w:tcW w:type="dxa" w:w="1662"/>
             <w:tcW w:w="793" w:type="dxa"/>
           </w:tcPr>
           <w:p>

--- a/backend/templates/tech_spec_request.docx
+++ b/backend/templates/tech_spec_request.docx
@@ -153,6 +153,7 @@
         </w:rPr>
         <w:t xml:space="preserve">Заказчик: </w:t>
       </w:r>
+      <w:commentRangeStart w:id="0"/>
       <w:r>
         <w:rPr>
           <w:rFonts w:ascii="Times New Roman" w:hAnsi="Times New Roman"/>
@@ -161,6 +162,13 @@
           <w:sz w:val="24"/>
         </w:rPr>
         <w:t>{{customer_full_name}}</w:t>
+      </w:r>
+      <w:commentRangeEnd w:id="0"/>
+      <w:r>
+        <w:rPr>
+          <w:rStyle w:val="CommentReference"/>
+        </w:rPr>
+        <w:commentReference w:id="0"/>
       </w:r>
       <w:r>
         <w:rPr>
@@ -171,6 +179,7 @@
         </w:rPr>
         <w:t xml:space="preserve"> (ИНН </w:t>
       </w:r>
+      <w:commentRangeStart w:id="1"/>
       <w:r>
         <w:rPr>
           <w:rFonts w:ascii="Times New Roman" w:hAnsi="Times New Roman"/>
@@ -179,6 +188,13 @@
           <w:sz w:val="24"/>
         </w:rPr>
         <w:t>{{customer_inn}}</w:t>
+      </w:r>
+      <w:commentRangeEnd w:id="1"/>
+      <w:r>
+        <w:rPr>
+          <w:rStyle w:val="CommentReference"/>
+        </w:rPr>
+        <w:commentReference w:id="1"/>
       </w:r>
       <w:r>
         <w:rPr>
@@ -213,6 +229,7 @@
         </w:rPr>
         <w:t xml:space="preserve">Объект закупки: </w:t>
       </w:r>
+      <w:commentRangeStart w:id="2"/>
       <w:r>
         <w:rPr>
           <w:rFonts w:ascii="Times New Roman" w:hAnsi="Times New Roman"/>
@@ -221,6 +238,13 @@
           <w:sz w:val="24"/>
         </w:rPr>
         <w:t>{{subject}}</w:t>
+      </w:r>
+      <w:commentRangeEnd w:id="2"/>
+      <w:r>
+        <w:rPr>
+          <w:rStyle w:val="CommentReference"/>
+        </w:rPr>
+        <w:commentReference w:id="2"/>
       </w:r>
     </w:p>
     <w:p>
@@ -246,6 +270,7 @@
         </w:rPr>
         <w:t xml:space="preserve">Тип: </w:t>
       </w:r>
+      <w:commentRangeStart w:id="3"/>
       <w:r>
         <w:rPr>
           <w:rFonts w:ascii="Times New Roman" w:hAnsi="Times New Roman"/>
@@ -255,6 +280,13 @@
         </w:rPr>
         <w:t>{% if subject_kind == 'goods' %}</w:t>
       </w:r>
+      <w:commentRangeEnd w:id="3"/>
+      <w:r>
+        <w:rPr>
+          <w:rStyle w:val="CommentReference"/>
+        </w:rPr>
+        <w:commentReference w:id="3"/>
+      </w:r>
       <w:r>
         <w:rPr>
           <w:rFonts w:ascii="Times New Roman" w:hAnsi="Times New Roman"/>
@@ -263,6 +295,7 @@
         </w:rPr>
         <w:t>поставка товаров</w:t>
       </w:r>
+      <w:commentRangeStart w:id="4"/>
       <w:r>
         <w:rPr>
           <w:rFonts w:ascii="Times New Roman" w:hAnsi="Times New Roman"/>
@@ -272,6 +305,13 @@
         </w:rPr>
         <w:t>{% else %}</w:t>
       </w:r>
+      <w:commentRangeEnd w:id="4"/>
+      <w:r>
+        <w:rPr>
+          <w:rStyle w:val="CommentReference"/>
+        </w:rPr>
+        <w:commentReference w:id="4"/>
+      </w:r>
       <w:r>
         <w:rPr>
           <w:rFonts w:ascii="Times New Roman" w:hAnsi="Times New Roman"/>
@@ -280,6 +320,7 @@
         </w:rPr>
         <w:t>оказание услуг</w:t>
       </w:r>
+      <w:commentRangeStart w:id="5"/>
       <w:r>
         <w:rPr>
           <w:rFonts w:ascii="Times New Roman" w:hAnsi="Times New Roman"/>
@@ -288,6 +329,13 @@
           <w:sz w:val="24"/>
         </w:rPr>
         <w:t>{% endif %}</w:t>
+      </w:r>
+      <w:commentRangeEnd w:id="5"/>
+      <w:r>
+        <w:rPr>
+          <w:rStyle w:val="CommentReference"/>
+        </w:rPr>
+        <w:commentReference w:id="5"/>
       </w:r>
     </w:p>
     <w:p>
@@ -313,6 +361,7 @@
         </w:rPr>
         <w:t xml:space="preserve">Срок предоставления КП до: </w:t>
       </w:r>
+      <w:commentRangeStart w:id="6"/>
       <w:r>
         <w:rPr>
           <w:rFonts w:ascii="Times New Roman" w:hAnsi="Times New Roman"/>
@@ -321,6 +370,13 @@
           <w:sz w:val="24"/>
         </w:rPr>
         <w:t>{{submission_deadline_datetime}}</w:t>
+      </w:r>
+      <w:commentRangeEnd w:id="6"/>
+      <w:r>
+        <w:rPr>
+          <w:rStyle w:val="CommentReference"/>
+        </w:rPr>
+        <w:commentReference w:id="6"/>
       </w:r>
     </w:p>
     <w:p>
@@ -346,6 +402,7 @@
         </w:rPr>
         <w:t xml:space="preserve">Срок </w:t>
       </w:r>
+      <w:commentRangeStart w:id="7"/>
       <w:r>
         <w:rPr>
           <w:rFonts w:ascii="Times New Roman" w:hAnsi="Times New Roman"/>
@@ -355,6 +412,13 @@
         </w:rPr>
         <w:t>{% if subject_kind == 'goods' %}</w:t>
       </w:r>
+      <w:commentRangeEnd w:id="7"/>
+      <w:r>
+        <w:rPr>
+          <w:rStyle w:val="CommentReference"/>
+        </w:rPr>
+        <w:commentReference w:id="7"/>
+      </w:r>
       <w:r>
         <w:rPr>
           <w:rFonts w:ascii="Times New Roman" w:hAnsi="Times New Roman"/>
@@ -363,6 +427,7 @@
         </w:rPr>
         <w:t>поставки</w:t>
       </w:r>
+      <w:commentRangeStart w:id="8"/>
       <w:r>
         <w:rPr>
           <w:rFonts w:ascii="Times New Roman" w:hAnsi="Times New Roman"/>
@@ -372,6 +437,13 @@
         </w:rPr>
         <w:t>{% else %}</w:t>
       </w:r>
+      <w:commentRangeEnd w:id="8"/>
+      <w:r>
+        <w:rPr>
+          <w:rStyle w:val="CommentReference"/>
+        </w:rPr>
+        <w:commentReference w:id="8"/>
+      </w:r>
       <w:r>
         <w:rPr>
           <w:rFonts w:ascii="Times New Roman" w:hAnsi="Times New Roman"/>
@@ -380,6 +452,7 @@
         </w:rPr>
         <w:t>оказания</w:t>
       </w:r>
+      <w:commentRangeStart w:id="9"/>
       <w:r>
         <w:rPr>
           <w:rFonts w:ascii="Times New Roman" w:hAnsi="Times New Roman"/>
@@ -388,6 +461,13 @@
           <w:sz w:val="24"/>
         </w:rPr>
         <w:t>{% endif %}</w:t>
+      </w:r>
+      <w:commentRangeEnd w:id="9"/>
+      <w:r>
+        <w:rPr>
+          <w:rStyle w:val="CommentReference"/>
+        </w:rPr>
+        <w:commentReference w:id="9"/>
       </w:r>
       <w:r>
         <w:rPr>
@@ -398,6 +478,7 @@
         </w:rPr>
         <w:t xml:space="preserve">: </w:t>
       </w:r>
+      <w:commentRangeStart w:id="10"/>
       <w:r>
         <w:rPr>
           <w:rFonts w:ascii="Times New Roman" w:hAnsi="Times New Roman"/>
@@ -406,6 +487,13 @@
           <w:sz w:val="24"/>
         </w:rPr>
         <w:t>{{service_term}}</w:t>
+      </w:r>
+      <w:commentRangeEnd w:id="10"/>
+      <w:r>
+        <w:rPr>
+          <w:rStyle w:val="CommentReference"/>
+        </w:rPr>
+        <w:commentReference w:id="10"/>
       </w:r>
     </w:p>
     <w:p>
@@ -431,6 +519,7 @@
         </w:rPr>
         <w:t xml:space="preserve">Место </w:t>
       </w:r>
+      <w:commentRangeStart w:id="11"/>
       <w:r>
         <w:rPr>
           <w:rFonts w:ascii="Times New Roman" w:hAnsi="Times New Roman"/>
@@ -440,6 +529,13 @@
         </w:rPr>
         <w:t>{% if subject_kind == 'goods' %}</w:t>
       </w:r>
+      <w:commentRangeEnd w:id="11"/>
+      <w:r>
+        <w:rPr>
+          <w:rStyle w:val="CommentReference"/>
+        </w:rPr>
+        <w:commentReference w:id="11"/>
+      </w:r>
       <w:r>
         <w:rPr>
           <w:rFonts w:ascii="Times New Roman" w:hAnsi="Times New Roman"/>
@@ -448,6 +544,7 @@
         </w:rPr>
         <w:t>поставки</w:t>
       </w:r>
+      <w:commentRangeStart w:id="12"/>
       <w:r>
         <w:rPr>
           <w:rFonts w:ascii="Times New Roman" w:hAnsi="Times New Roman"/>
@@ -457,6 +554,13 @@
         </w:rPr>
         <w:t>{% else %}</w:t>
       </w:r>
+      <w:commentRangeEnd w:id="12"/>
+      <w:r>
+        <w:rPr>
+          <w:rStyle w:val="CommentReference"/>
+        </w:rPr>
+        <w:commentReference w:id="12"/>
+      </w:r>
       <w:r>
         <w:rPr>
           <w:rFonts w:ascii="Times New Roman" w:hAnsi="Times New Roman"/>
@@ -465,6 +569,7 @@
         </w:rPr>
         <w:t>оказания</w:t>
       </w:r>
+      <w:commentRangeStart w:id="13"/>
       <w:r>
         <w:rPr>
           <w:rFonts w:ascii="Times New Roman" w:hAnsi="Times New Roman"/>
@@ -473,6 +578,13 @@
           <w:sz w:val="24"/>
         </w:rPr>
         <w:t>{% endif %}</w:t>
+      </w:r>
+      <w:commentRangeEnd w:id="13"/>
+      <w:r>
+        <w:rPr>
+          <w:rStyle w:val="CommentReference"/>
+        </w:rPr>
+        <w:commentReference w:id="13"/>
       </w:r>
       <w:r>
         <w:rPr>
@@ -483,6 +595,7 @@
         </w:rPr>
         <w:t xml:space="preserve">: </w:t>
       </w:r>
+      <w:commentRangeStart w:id="14"/>
       <w:r>
         <w:rPr>
           <w:rFonts w:ascii="Times New Roman" w:hAnsi="Times New Roman"/>
@@ -491,6 +604,13 @@
           <w:sz w:val="24"/>
         </w:rPr>
         <w:t>{{delivery_location}}</w:t>
+      </w:r>
+      <w:commentRangeEnd w:id="14"/>
+      <w:r>
+        <w:rPr>
+          <w:rStyle w:val="CommentReference"/>
+        </w:rPr>
+        <w:commentReference w:id="14"/>
       </w:r>
     </w:p>
     <w:p>
@@ -648,6 +768,7 @@
             <w:tcW w:type="dxa" w:w="1662"/>
           </w:tcPr>
           <w:p>
+            <w:commentRangeStart w:id="18"/>
             <w:r>
               <w:rPr>
                 <w:rFonts w:ascii="Times New Roman" w:hAnsi="Times New Roman"/>
@@ -656,6 +777,13 @@
                 <w:sz w:val="16"/>
               </w:rPr>
               <w:t>{%tr for item in items %}</w:t>
+            </w:r>
+            <w:commentRangeEnd w:id="18"/>
+            <w:r>
+              <w:rPr>
+                <w:rStyle w:val="CommentReference"/>
+              </w:rPr>
+              <w:commentReference w:id="18"/>
             </w:r>
           </w:p>
         </w:tc>
@@ -699,6 +827,7 @@
             <w:pPr>
               <w:jc w:val="center"/>
             </w:pPr>
+            <w:commentRangeStart w:id="19"/>
             <w:r>
               <w:rPr>
                 <w:rFonts w:ascii="Times New Roman" w:hAnsi="Times New Roman"/>
@@ -707,6 +836,13 @@
                 <w:sz w:val="20"/>
               </w:rPr>
               <w:t>{{item.photo}}</w:t>
+            </w:r>
+            <w:commentRangeEnd w:id="19"/>
+            <w:r>
+              <w:rPr>
+                <w:rStyle w:val="CommentReference"/>
+              </w:rPr>
+              <w:commentReference w:id="19"/>
             </w:r>
           </w:p>
         </w:tc>
@@ -718,6 +854,7 @@
             <w:pPr>
               <w:jc w:val="center"/>
             </w:pPr>
+            <w:commentRangeStart w:id="20"/>
             <w:r>
               <w:rPr>
                 <w:rFonts w:ascii="Times New Roman" w:hAnsi="Times New Roman"/>
@@ -726,6 +863,13 @@
                 <w:sz w:val="20"/>
               </w:rPr>
               <w:t>{{item.num}}</w:t>
+            </w:r>
+            <w:commentRangeEnd w:id="20"/>
+            <w:r>
+              <w:rPr>
+                <w:rStyle w:val="CommentReference"/>
+              </w:rPr>
+              <w:commentReference w:id="20"/>
             </w:r>
           </w:p>
         </w:tc>
@@ -737,6 +881,7 @@
             <w:pPr>
               <w:jc w:val="center"/>
             </w:pPr>
+            <w:commentRangeStart w:id="21"/>
             <w:r>
               <w:rPr>
                 <w:rFonts w:ascii="Times New Roman" w:hAnsi="Times New Roman"/>
@@ -745,6 +890,13 @@
                 <w:sz w:val="20"/>
               </w:rPr>
               <w:t>{{item.name}}</w:t>
+            </w:r>
+            <w:commentRangeEnd w:id="21"/>
+            <w:r>
+              <w:rPr>
+                <w:rStyle w:val="CommentReference"/>
+              </w:rPr>
+              <w:commentReference w:id="21"/>
             </w:r>
           </w:p>
         </w:tc>
@@ -756,6 +908,7 @@
             <w:pPr>
               <w:jc w:val="center"/>
             </w:pPr>
+            <w:commentRangeStart w:id="22"/>
             <w:r>
               <w:rPr>
                 <w:rFonts w:ascii="Times New Roman" w:hAnsi="Times New Roman"/>
@@ -764,6 +917,13 @@
                 <w:sz w:val="20"/>
               </w:rPr>
               <w:t>{{item.description}}</w:t>
+            </w:r>
+            <w:commentRangeEnd w:id="22"/>
+            <w:r>
+              <w:rPr>
+                <w:rStyle w:val="CommentReference"/>
+              </w:rPr>
+              <w:commentReference w:id="22"/>
             </w:r>
           </w:p>
         </w:tc>
@@ -775,6 +935,7 @@
             <w:pPr>
               <w:jc w:val="center"/>
             </w:pPr>
+            <w:commentRangeStart w:id="23"/>
             <w:r>
               <w:rPr>
                 <w:rFonts w:ascii="Times New Roman" w:hAnsi="Times New Roman"/>
@@ -783,6 +944,13 @@
                 <w:sz w:val="20"/>
               </w:rPr>
               <w:t>{{item.unit}}</w:t>
+            </w:r>
+            <w:commentRangeEnd w:id="23"/>
+            <w:r>
+              <w:rPr>
+                <w:rStyle w:val="CommentReference"/>
+              </w:rPr>
+              <w:commentReference w:id="23"/>
             </w:r>
           </w:p>
         </w:tc>
@@ -794,6 +962,7 @@
             <w:pPr>
               <w:jc w:val="center"/>
             </w:pPr>
+            <w:commentRangeStart w:id="24"/>
             <w:r>
               <w:rPr>
                 <w:rFonts w:ascii="Times New Roman" w:hAnsi="Times New Roman"/>
@@ -802,6 +971,13 @@
                 <w:sz w:val="20"/>
               </w:rPr>
               <w:t>{{item.quantity}}</w:t>
+            </w:r>
+            <w:commentRangeEnd w:id="24"/>
+            <w:r>
+              <w:rPr>
+                <w:rStyle w:val="CommentReference"/>
+              </w:rPr>
+              <w:commentReference w:id="24"/>
             </w:r>
           </w:p>
         </w:tc>
@@ -812,6 +988,7 @@
             <w:tcW w:type="dxa" w:w="1662"/>
           </w:tcPr>
           <w:p>
+            <w:commentRangeStart w:id="25"/>
             <w:r>
               <w:rPr>
                 <w:rFonts w:ascii="Times New Roman" w:hAnsi="Times New Roman"/>
@@ -820,6 +997,13 @@
                 <w:sz w:val="16"/>
               </w:rPr>
               <w:t>{%tr endfor %}</w:t>
+            </w:r>
+            <w:commentRangeEnd w:id="25"/>
+            <w:r>
+              <w:rPr>
+                <w:rStyle w:val="CommentReference"/>
+              </w:rPr>
+              <w:commentReference w:id="25"/>
             </w:r>
           </w:p>
         </w:tc>
@@ -902,6 +1086,7 @@
         </w:rPr>
         <w:t xml:space="preserve">Контактное лицо Заказчика: </w:t>
       </w:r>
+      <w:commentRangeStart w:id="15"/>
       <w:r>
         <w:rPr>
           <w:rFonts w:ascii="Times New Roman" w:hAnsi="Times New Roman"/>
@@ -910,6 +1095,13 @@
           <w:sz w:val="24"/>
         </w:rPr>
         <w:t>{{customer_signatory_name}}</w:t>
+      </w:r>
+      <w:commentRangeEnd w:id="15"/>
+      <w:r>
+        <w:rPr>
+          <w:rStyle w:val="CommentReference"/>
+        </w:rPr>
+        <w:commentReference w:id="15"/>
       </w:r>
       <w:r>
         <w:rPr>
@@ -920,6 +1112,7 @@
         </w:rPr>
         <w:t xml:space="preserve">, тел.: </w:t>
       </w:r>
+      <w:commentRangeStart w:id="16"/>
       <w:r>
         <w:rPr>
           <w:rFonts w:ascii="Times New Roman" w:hAnsi="Times New Roman"/>
@@ -928,6 +1121,13 @@
           <w:sz w:val="24"/>
         </w:rPr>
         <w:t>{{customer_phone}}</w:t>
+      </w:r>
+      <w:commentRangeEnd w:id="16"/>
+      <w:r>
+        <w:rPr>
+          <w:rStyle w:val="CommentReference"/>
+        </w:rPr>
+        <w:commentReference w:id="16"/>
       </w:r>
       <w:r>
         <w:rPr>
@@ -938,6 +1138,7 @@
         </w:rPr>
         <w:t xml:space="preserve">, email: </w:t>
       </w:r>
+      <w:commentRangeStart w:id="17"/>
       <w:r>
         <w:rPr>
           <w:rFonts w:ascii="Times New Roman" w:hAnsi="Times New Roman"/>
@@ -946,6 +1147,13 @@
           <w:sz w:val="24"/>
         </w:rPr>
         <w:t>{{customer_email}}</w:t>
+      </w:r>
+      <w:commentRangeEnd w:id="17"/>
+      <w:r>
+        <w:rPr>
+          <w:rStyle w:val="CommentReference"/>
+        </w:rPr>
+        <w:commentReference w:id="17"/>
       </w:r>
     </w:p>
     <w:sectPr>
@@ -956,6 +1164,427 @@
     </w:sectPr>
   </w:body>
 </w:document>
+</file>
+
+<file path=word/comments.xml><?xml version="1.0" encoding="utf-8"?>
+<w:comments xmlns:a="http://schemas.openxmlformats.org/drawingml/2006/main" xmlns:pic="http://schemas.openxmlformats.org/drawingml/2006/picture" xmlns:r="http://schemas.openxmlformats.org/officeDocument/2006/relationships" xmlns:w="http://schemas.openxmlformats.org/wordprocessingml/2006/main" xmlns:wp="http://schemas.openxmlformats.org/drawingml/2006/wordprocessingDrawing" xmlns:mc="http://schemas.openxmlformats.org/markup-compatibility/2006" xmlns:a14="http://schemas.microsoft.com/office/drawing/2010/main" xmlns:w14="http://schemas.microsoft.com/office/word/2010/wordml" xmlns:wpc="http://schemas.microsoft.com/office/word/2010/wordprocessingCanvas">
+  <w:comment w:id="0" w:author="Подсказка" w:initials="П" w:date="2026-01-01T00:00:00Z">
+    <w:p>
+      <w:pPr>
+        <w:pStyle w:val="CommentText"/>
+      </w:pPr>
+      <w:r>
+        <w:rPr>
+          <w:rStyle w:val="CommentReference"/>
+        </w:rPr>
+        <w:annotationRef/>
+      </w:r>
+      <w:r>
+        <w:t>Полное наименование. Пример: Автономная некоммерческая организация «Пример»</w:t>
+      </w:r>
+    </w:p>
+  </w:comment>
+  <w:comment w:id="1" w:author="Подсказка" w:initials="П" w:date="2026-01-01T00:00:00Z">
+    <w:p>
+      <w:pPr>
+        <w:pStyle w:val="CommentText"/>
+      </w:pPr>
+      <w:r>
+        <w:rPr>
+          <w:rStyle w:val="CommentReference"/>
+        </w:rPr>
+        <w:annotationRef/>
+      </w:r>
+      <w:r>
+        <w:t>ИНН Заказчика. Пример: 7700000001</w:t>
+      </w:r>
+    </w:p>
+  </w:comment>
+  <w:comment w:id="2" w:author="Подсказка" w:initials="П" w:date="2026-01-01T00:00:00Z">
+    <w:p>
+      <w:pPr>
+        <w:pStyle w:val="CommentText"/>
+      </w:pPr>
+      <w:r>
+        <w:rPr>
+          <w:rStyle w:val="CommentReference"/>
+        </w:rPr>
+        <w:annotationRef/>
+      </w:r>
+      <w:r>
+        <w:t>Предмет закупки. Пример: Оказание услуг связи</w:t>
+      </w:r>
+    </w:p>
+  </w:comment>
+  <w:comment w:id="3" w:author="Подсказка" w:initials="П" w:date="2026-01-01T00:00:00Z">
+    <w:p>
+      <w:pPr>
+        <w:pStyle w:val="CommentText"/>
+      </w:pPr>
+      <w:r>
+        <w:rPr>
+          <w:rStyle w:val="CommentReference"/>
+        </w:rPr>
+        <w:annotationRef/>
+      </w:r>
+      <w:r>
+        <w:t>Печатается, если предмет закупки — товары (не услуги)</w:t>
+      </w:r>
+    </w:p>
+  </w:comment>
+  <w:comment w:id="4" w:author="Подсказка" w:initials="П" w:date="2026-01-01T00:00:00Z">
+    <w:p>
+      <w:pPr>
+        <w:pStyle w:val="CommentText"/>
+      </w:pPr>
+      <w:r>
+        <w:rPr>
+          <w:rStyle w:val="CommentReference"/>
+        </w:rPr>
+        <w:annotationRef/>
+      </w:r>
+      <w:r>
+        <w:t>Иначе — противоположный случай к условию выше</w:t>
+      </w:r>
+    </w:p>
+  </w:comment>
+  <w:comment w:id="5" w:author="Подсказка" w:initials="П" w:date="2026-01-01T00:00:00Z">
+    <w:p>
+      <w:pPr>
+        <w:pStyle w:val="CommentText"/>
+      </w:pPr>
+      <w:r>
+        <w:rPr>
+          <w:rStyle w:val="CommentReference"/>
+        </w:rPr>
+        <w:annotationRef/>
+      </w:r>
+      <w:r>
+        <w:t>Конец условия</w:t>
+      </w:r>
+    </w:p>
+  </w:comment>
+  <w:comment w:id="6" w:author="Подсказка" w:initials="П" w:date="2026-01-01T00:00:00Z">
+    <w:p>
+      <w:pPr>
+        <w:pStyle w:val="CommentText"/>
+      </w:pPr>
+      <w:r>
+        <w:rPr>
+          <w:rStyle w:val="CommentReference"/>
+        </w:rPr>
+        <w:annotationRef/>
+      </w:r>
+      <w:r>
+        <w:t>Дата+время завершения. Пример: 10.01.2026 17:00</w:t>
+      </w:r>
+    </w:p>
+  </w:comment>
+  <w:comment w:id="7" w:author="Подсказка" w:initials="П" w:date="2026-01-01T00:00:00Z">
+    <w:p>
+      <w:pPr>
+        <w:pStyle w:val="CommentText"/>
+      </w:pPr>
+      <w:r>
+        <w:rPr>
+          <w:rStyle w:val="CommentReference"/>
+        </w:rPr>
+        <w:annotationRef/>
+      </w:r>
+      <w:r>
+        <w:t>Печатается, если предмет закупки — товары (не услуги)</w:t>
+      </w:r>
+    </w:p>
+  </w:comment>
+  <w:comment w:id="8" w:author="Подсказка" w:initials="П" w:date="2026-01-01T00:00:00Z">
+    <w:p>
+      <w:pPr>
+        <w:pStyle w:val="CommentText"/>
+      </w:pPr>
+      <w:r>
+        <w:rPr>
+          <w:rStyle w:val="CommentReference"/>
+        </w:rPr>
+        <w:annotationRef/>
+      </w:r>
+      <w:r>
+        <w:t>Иначе — противоположный случай к условию выше</w:t>
+      </w:r>
+    </w:p>
+  </w:comment>
+  <w:comment w:id="9" w:author="Подсказка" w:initials="П" w:date="2026-01-01T00:00:00Z">
+    <w:p>
+      <w:pPr>
+        <w:pStyle w:val="CommentText"/>
+      </w:pPr>
+      <w:r>
+        <w:rPr>
+          <w:rStyle w:val="CommentReference"/>
+        </w:rPr>
+        <w:annotationRef/>
+      </w:r>
+      <w:r>
+        <w:t>Конец условия</w:t>
+      </w:r>
+    </w:p>
+  </w:comment>
+  <w:comment w:id="10" w:author="Подсказка" w:initials="П" w:date="2026-01-01T00:00:00Z">
+    <w:p>
+      <w:pPr>
+        <w:pStyle w:val="CommentText"/>
+      </w:pPr>
+      <w:r>
+        <w:rPr>
+          <w:rStyle w:val="CommentReference"/>
+        </w:rPr>
+        <w:annotationRef/>
+      </w:r>
+      <w:r>
+        <w:t>Готовая строка срока. Пример: с 15.01.2026 по 28.02.2026</w:t>
+      </w:r>
+    </w:p>
+  </w:comment>
+  <w:comment w:id="11" w:author="Подсказка" w:initials="П" w:date="2026-01-01T00:00:00Z">
+    <w:p>
+      <w:pPr>
+        <w:pStyle w:val="CommentText"/>
+      </w:pPr>
+      <w:r>
+        <w:rPr>
+          <w:rStyle w:val="CommentReference"/>
+        </w:rPr>
+        <w:annotationRef/>
+      </w:r>
+      <w:r>
+        <w:t>Печатается, если предмет закупки — товары (не услуги)</w:t>
+      </w:r>
+    </w:p>
+  </w:comment>
+  <w:comment w:id="12" w:author="Подсказка" w:initials="П" w:date="2026-01-01T00:00:00Z">
+    <w:p>
+      <w:pPr>
+        <w:pStyle w:val="CommentText"/>
+      </w:pPr>
+      <w:r>
+        <w:rPr>
+          <w:rStyle w:val="CommentReference"/>
+        </w:rPr>
+        <w:annotationRef/>
+      </w:r>
+      <w:r>
+        <w:t>Иначе — противоположный случай к условию выше</w:t>
+      </w:r>
+    </w:p>
+  </w:comment>
+  <w:comment w:id="13" w:author="Подсказка" w:initials="П" w:date="2026-01-01T00:00:00Z">
+    <w:p>
+      <w:pPr>
+        <w:pStyle w:val="CommentText"/>
+      </w:pPr>
+      <w:r>
+        <w:rPr>
+          <w:rStyle w:val="CommentReference"/>
+        </w:rPr>
+        <w:annotationRef/>
+      </w:r>
+      <w:r>
+        <w:t>Конец условия</w:t>
+      </w:r>
+    </w:p>
+  </w:comment>
+  <w:comment w:id="14" w:author="Подсказка" w:initials="П" w:date="2026-01-01T00:00:00Z">
+    <w:p>
+      <w:pPr>
+        <w:pStyle w:val="CommentText"/>
+      </w:pPr>
+      <w:r>
+        <w:rPr>
+          <w:rStyle w:val="CommentReference"/>
+        </w:rPr>
+        <w:annotationRef/>
+      </w:r>
+      <w:r>
+        <w:t>Место оказания услуг / доставки. Пример: г. Москва, ул. Ленина, д. 1</w:t>
+      </w:r>
+    </w:p>
+  </w:comment>
+  <w:comment w:id="15" w:author="Подсказка" w:initials="П" w:date="2026-01-01T00:00:00Z">
+    <w:p>
+      <w:pPr>
+        <w:pStyle w:val="CommentText"/>
+      </w:pPr>
+      <w:r>
+        <w:rPr>
+          <w:rStyle w:val="CommentReference"/>
+        </w:rPr>
+        <w:annotationRef/>
+      </w:r>
+      <w:r>
+        <w:t>ФИО подписанта (им.падеж). Пример: Петров Пётр Петрович</w:t>
+      </w:r>
+    </w:p>
+  </w:comment>
+  <w:comment w:id="16" w:author="Подсказка" w:initials="П" w:date="2026-01-01T00:00:00Z">
+    <w:p>
+      <w:pPr>
+        <w:pStyle w:val="CommentText"/>
+      </w:pPr>
+      <w:r>
+        <w:rPr>
+          <w:rStyle w:val="CommentReference"/>
+        </w:rPr>
+        <w:annotationRef/>
+      </w:r>
+      <w:r>
+        <w:t>Телефон. Пример: +7 (900) 000-00-00</w:t>
+      </w:r>
+    </w:p>
+  </w:comment>
+  <w:comment w:id="17" w:author="Подсказка" w:initials="П" w:date="2026-01-01T00:00:00Z">
+    <w:p>
+      <w:pPr>
+        <w:pStyle w:val="CommentText"/>
+      </w:pPr>
+      <w:r>
+        <w:rPr>
+          <w:rStyle w:val="CommentReference"/>
+        </w:rPr>
+        <w:annotationRef/>
+      </w:r>
+      <w:r>
+        <w:t>Email. Пример: info@example.ru</w:t>
+      </w:r>
+    </w:p>
+  </w:comment>
+  <w:comment w:id="18" w:author="Подсказка" w:initials="П" w:date="2026-01-01T00:00:00Z">
+    <w:p>
+      <w:pPr>
+        <w:pStyle w:val="CommentText"/>
+      </w:pPr>
+      <w:r>
+        <w:rPr>
+          <w:rStyle w:val="CommentReference"/>
+        </w:rPr>
+        <w:annotationRef/>
+      </w:r>
+      <w:r>
+        <w:t>Эта строка таблицы повторится для КАЖДОЙ позиции закупки. Удалять её нельзя — иначе позиции не напечатаются</w:t>
+      </w:r>
+    </w:p>
+  </w:comment>
+  <w:comment w:id="19" w:author="Подсказка" w:initials="П" w:date="2026-01-01T00:00:00Z">
+    <w:p>
+      <w:pPr>
+        <w:pStyle w:val="CommentText"/>
+      </w:pPr>
+      <w:r>
+        <w:rPr>
+          <w:rStyle w:val="CommentReference"/>
+        </w:rPr>
+        <w:annotationRef/>
+      </w:r>
+      <w:r>
+        <w:t>Текущая позиция внутри таблицы позиций — используется только в строках таблицы. Пример: позиция списка</w:t>
+      </w:r>
+    </w:p>
+  </w:comment>
+  <w:comment w:id="20" w:author="Подсказка" w:initials="П" w:date="2026-01-01T00:00:00Z">
+    <w:p>
+      <w:pPr>
+        <w:pStyle w:val="CommentText"/>
+      </w:pPr>
+      <w:r>
+        <w:rPr>
+          <w:rStyle w:val="CommentReference"/>
+        </w:rPr>
+        <w:annotationRef/>
+      </w:r>
+      <w:r>
+        <w:t>Текущая позиция внутри таблицы позиций — используется только в строках таблицы. Пример: позиция списка</w:t>
+      </w:r>
+    </w:p>
+  </w:comment>
+  <w:comment w:id="21" w:author="Подсказка" w:initials="П" w:date="2026-01-01T00:00:00Z">
+    <w:p>
+      <w:pPr>
+        <w:pStyle w:val="CommentText"/>
+      </w:pPr>
+      <w:r>
+        <w:rPr>
+          <w:rStyle w:val="CommentReference"/>
+        </w:rPr>
+        <w:annotationRef/>
+      </w:r>
+      <w:r>
+        <w:t>Текущая позиция внутри таблицы позиций — используется только в строках таблицы. Пример: позиция списка</w:t>
+      </w:r>
+    </w:p>
+  </w:comment>
+  <w:comment w:id="22" w:author="Подсказка" w:initials="П" w:date="2026-01-01T00:00:00Z">
+    <w:p>
+      <w:pPr>
+        <w:pStyle w:val="CommentText"/>
+      </w:pPr>
+      <w:r>
+        <w:rPr>
+          <w:rStyle w:val="CommentReference"/>
+        </w:rPr>
+        <w:annotationRef/>
+      </w:r>
+      <w:r>
+        <w:t>Текущая позиция внутри таблицы позиций — используется только в строках таблицы. Пример: позиция списка</w:t>
+      </w:r>
+    </w:p>
+  </w:comment>
+  <w:comment w:id="23" w:author="Подсказка" w:initials="П" w:date="2026-01-01T00:00:00Z">
+    <w:p>
+      <w:pPr>
+        <w:pStyle w:val="CommentText"/>
+      </w:pPr>
+      <w:r>
+        <w:rPr>
+          <w:rStyle w:val="CommentReference"/>
+        </w:rPr>
+        <w:annotationRef/>
+      </w:r>
+      <w:r>
+        <w:t>Текущая позиция внутри таблицы позиций — используется только в строках таблицы. Пример: позиция списка</w:t>
+      </w:r>
+    </w:p>
+  </w:comment>
+  <w:comment w:id="24" w:author="Подсказка" w:initials="П" w:date="2026-01-01T00:00:00Z">
+    <w:p>
+      <w:pPr>
+        <w:pStyle w:val="CommentText"/>
+      </w:pPr>
+      <w:r>
+        <w:rPr>
+          <w:rStyle w:val="CommentReference"/>
+        </w:rPr>
+        <w:annotationRef/>
+      </w:r>
+      <w:r>
+        <w:t>Текущая позиция внутри таблицы позиций — используется только в строках таблицы. Пример: позиция списка</w:t>
+      </w:r>
+    </w:p>
+  </w:comment>
+  <w:comment w:id="25" w:author="Подсказка" w:initials="П" w:date="2026-01-01T00:00:00Z">
+    <w:p>
+      <w:pPr>
+        <w:pStyle w:val="CommentText"/>
+      </w:pPr>
+      <w:r>
+        <w:rPr>
+          <w:rStyle w:val="CommentReference"/>
+        </w:rPr>
+        <w:annotationRef/>
+      </w:r>
+      <w:r>
+        <w:t>Конец повторяющейся строки таблицы</w:t>
+      </w:r>
+    </w:p>
+  </w:comment>
+</w:comments>
 </file>
 
 <file path=word/numbering.xml><?xml version="1.0" encoding="utf-8"?>
